--- a/KaNun-Monitor-Quick-Start.docx
+++ b/KaNun-Monitor-Quick-Start.docx
@@ -84,7 +84,7 @@
           <w:sz w:val="20"/>
           <w:szCs w:val="20"/>
         </w:rPr>
-        <w:t xml:space="preserve">https://kanun-sv-platform.netlify.app/signup?email=your@email.com</w:t>
+        <w:t xml:space="preserve">https://kanun-monitoring.netlify.app/signup?email=your@email.com</w:t>
       </w:r>
     </w:p>
     <w:p>

--- a/KaNun-Monitor-Quick-Start.docx
+++ b/KaNun-Monitor-Quick-Start.docx
@@ -84,7 +84,7 @@
           <w:sz w:val="20"/>
           <w:szCs w:val="20"/>
         </w:rPr>
-        <w:t xml:space="preserve">https://kanun-monitoring.netlify.app/signup?email=your@email.com</w:t>
+        <w:t>https://kanunmonitoring.com/signup?email=your@email.com</w:t>
       </w:r>
     </w:p>
     <w:p>
